--- a/ψ/writing/resume/dist/Ittipol_Vongapai_CV.docx
+++ b/ψ/writing/resume/dist/Ittipol_Vongapai_CV.docx
@@ -307,6 +307,11 @@
       </w:pPr>
       <w:r>
         <w:t>Senior frontend on LotteryPlus (lottery web app + back office) — planned a modern React/Next.js architecture (shadcn/ui, Tailwind, React Query, Zod), built a reusable component system, and drove code quality through reviews in Agile delivery.</w:t>
+      </w:r>
+    </w:p>
+    <w:p>
+      <w:r>
+        <w:br w:type="page"/>
       </w:r>
     </w:p>
     <w:p>
